--- a/docx/智能会议签到与出勤分析系统 软件需求规格说明书 (SRS).docx
+++ b/docx/智能会议签到与出勤分析系统 软件需求规格说明书 (SRS).docx
@@ -1120,7 +1120,6 @@
         <w:spacing w:before="120" w:after="60" w:line="240" w:lineRule="auto"/>
         <w:jc w:val="center"/>
         <w:rPr>
-          <w:rFonts w:hint="eastAsia"/>
           <w:lang w:eastAsia="zh-CN"/>
         </w:rPr>
       </w:pPr>
@@ -1947,25 +1946,6 @@
           <w:lang w:eastAsia="zh-CN"/>
         </w:rPr>
         <w:t>cell phone</w:t>
-      </w:r>
-      <w:r>
-        <w:rPr>
-          <w:rFonts w:ascii="Times New Roman" w:eastAsia="宋体" w:hAnsi="Times New Roman" w:cs="Times New Roman"/>
-          <w:color w:val="000000"/>
-          <w:sz w:val="24"/>
-          <w:szCs w:val="24"/>
-          <w:lang w:eastAsia="zh-CN"/>
-        </w:rPr>
-        <w:t>）和笔记本电脑（</w:t>
-      </w:r>
-      <w:r>
-        <w:rPr>
-          <w:rFonts w:ascii="Consolas" w:eastAsia="Consolas" w:hAnsi="Consolas" w:cs="Consolas"/>
-          <w:sz w:val="21"/>
-          <w:szCs w:val="21"/>
-          <w:lang w:eastAsia="zh-CN"/>
-        </w:rPr>
-        <w:t>laptop</w:t>
       </w:r>
       <w:r>
         <w:rPr>
